--- a/docs/competition/word/第十九届全国大学生软件创新大赛-星火-项目开发文档-v0.3.0.docx
+++ b/docs/competition/word/第十九届全国大学生软件创新大赛-星火-项目开发文档-v0.3.0.docx
@@ -6948,7 +6948,7 @@
           <w:b w:val="0"/>
           <w:sz w:val="24"/>
         </w:rPr>
-        <w:t>随着生成式 AI 的普及，大学生获得信息和学习建议的门槛被大幅降低，但"知道怎么做"和"真正做下去"之间的鸿沟并没有自动消失。大量学习工具把注意力放在内容回答、资料组织或任务记录上，却很难真正帮助用户建立从目标、到路径、到执行、到反馈、再到长期成长沉淀的连续闭环。</w:t>
+        <w:t>随着生成式 AI 的普及，大学生获得信息和学习建议的门槛大幅降低，但"知道怎么做"和"真正做下去"之间的鸿沟并没有自动消失。大量学习工具把注意力放在内容回答、资料组织或任务记录上，却很难真正帮助用户建立从目标、到路径、到执行、到反馈、再到长期成长沉淀的连续闭环。</w:t>
       </w:r>
     </w:p>
     <w:p>
@@ -6962,7 +6962,7 @@
           <w:b w:val="0"/>
           <w:sz w:val="24"/>
         </w:rPr>
-        <w:t>中国在校大学生约 4400 万，在线教育市场 2025 年预测超过 6000 亿元，个性化 AI 学习赛道处于快速增长早期，竞争格局尚未定型。在这一背景下，星火选择从"学习成长系统"这一差异化方向切入，而非在搜题、资料加工等已趋饱和的方向上竞争。</w:t>
+        <w:t>中国在校大学生约 4400 万，在线教育市场 2025 年预测超过 6000 亿元，个性化 AI 学习赛道处于快速增长早期，竞争格局尚未定型。在这一背景下，星火从"学习成长系统"这一差异化方向切入，而非在搜题、资料加工等已趋饱和的方向竞争。</w:t>
       </w:r>
     </w:p>
     <w:p>
@@ -7003,7 +7003,7 @@
           <w:b w:val="0"/>
           <w:sz w:val="24"/>
         </w:rPr>
-        <w:t>星火对外统一定位为**"面向大学生的 AI 学习成长系统"**。这一定位刻意避免把系统简化成"聊天助手""搜题工具"或"待办应用"。其核心含义是：星火围绕成长主链组织产品和技术，让用户的状态理解、知识组织、执行推进和反馈沉淀彼此连通。</w:t>
+        <w:t>星火对外统一定位为"面向大学生的 AI 学习成长系统"。这一定位刻意避免把系统简化成"聊天助手""搜题工具"或"待办应用"。核心含义是：星火围绕成长主链组织产品和技术，让用户的状态理解、知识组织、执行推进和反馈沉淀彼此连通。</w:t>
       </w:r>
     </w:p>
     <w:p>
@@ -7055,7 +7055,7 @@
           <w:b w:val="0"/>
           <w:sz w:val="24"/>
         </w:rPr>
-        <w:t>1. **期末复习与课程冲刺**：快速梳理知识结构，定位薄弱环节，生成针对性复习计划。</w:t>
+        <w:t>1. 期末复习与课程冲刺：快速梳理知识结构，定位薄弱环节，生成针对性复习计划。</w:t>
       </w:r>
     </w:p>
     <w:p>
@@ -7069,7 +7069,7 @@
           <w:b w:val="0"/>
           <w:sz w:val="24"/>
         </w:rPr>
-        <w:t>2. **竞赛准备与项目学习**：跨知识域任务拆解，多 Agent 协作深度分析，执行进度追踪。</w:t>
+        <w:t>2. 竞赛准备与项目学习：跨知识域任务拆解，多 Agent 协作深度分析，执行进度追踪。</w:t>
       </w:r>
     </w:p>
     <w:p>
@@ -7083,7 +7083,7 @@
           <w:b w:val="0"/>
           <w:sz w:val="24"/>
         </w:rPr>
-        <w:t>3. **长周期知识体系构建**：知识星图渐进式点亮，遗忘曲线可视化，结构化学习路径推荐。</w:t>
+        <w:t>3. 长周期知识体系构建：知识星图渐进式点亮，遗忘曲线可视化，结构化学习路径推荐。</w:t>
       </w:r>
     </w:p>
     <w:p>
@@ -7097,7 +7097,7 @@
           <w:b w:val="0"/>
           <w:sz w:val="24"/>
         </w:rPr>
-        <w:t>4. **日常专注学习与计划执行**：Sprint 冲刺模式，BGM 沉浸式环境，触觉反馈激励。</w:t>
+        <w:t>4. 日常专注学习与计划执行：Sprint 冲刺模式，BGM 沉浸式环境，触觉反馈激励。</w:t>
       </w:r>
     </w:p>
     <w:p>
@@ -7111,7 +7111,7 @@
           <w:b w:val="0"/>
           <w:sz w:val="24"/>
         </w:rPr>
-        <w:t>5. **错题复盘、路径梳理与成长回顾**：错题本模式识别，学习报告多维度分析，知识剧场路径推演。</w:t>
+        <w:t>5. 错题复盘、路径梳理与成长回顾：错题本模式识别，学习报告多维度分析，知识剧场路径推演。</w:t>
       </w:r>
     </w:p>
     <w:p>
@@ -7152,7 +7152,7 @@
           <w:b w:val="0"/>
           <w:sz w:val="24"/>
         </w:rPr>
-        <w:t>项目的核心目标用户为大学生，具体可分为以下三类：</w:t>
+        <w:t>项目的核心目标用户为大学生，具体可分为三类：</w:t>
       </w:r>
     </w:p>
     <w:p>
@@ -7166,7 +7166,7 @@
           <w:b w:val="0"/>
           <w:sz w:val="24"/>
         </w:rPr>
-        <w:t>1. **有目标但执行不稳定型**：知道要学什么，但难以持续推进，需要系统帮助拆解和追踪。</w:t>
+        <w:t>1. 有目标但执行不稳定型：知道要学什么，但难以持续推进，需要系统帮助拆解和追踪。</w:t>
       </w:r>
     </w:p>
     <w:p>
@@ -7180,7 +7180,7 @@
           <w:b w:val="0"/>
           <w:sz w:val="24"/>
         </w:rPr>
-        <w:t>2. **有积累但缺结构型**：学了很多内容，却缺少知识关系和复盘机制，需要知识图谱和路径推理。</w:t>
+        <w:t>2. 有积累但缺结构型：学了很多内容，却缺少知识关系和复盘机制，需要知识图谱和路径推理。</w:t>
       </w:r>
     </w:p>
     <w:p>
@@ -7194,7 +7194,7 @@
           <w:b w:val="0"/>
           <w:sz w:val="24"/>
         </w:rPr>
-        <w:t>3. **有意愿但缺系统型**：希望借助 AI 建立长期学习系统，而不是只解决眼前题目。</w:t>
+        <w:t>3. 有意愿但缺系统型：希望借助 AI 建立长期学习系统，而不是只解决眼前题目。</w:t>
       </w:r>
     </w:p>
     <w:p>
@@ -7573,7 +7573,7 @@
           <w:b w:val="0"/>
           <w:sz w:val="24"/>
         </w:rPr>
-        <w:t>星火采用**"移动端体验层 + 高并发接入层 + AI 智能层"**的三层异构架构，在产品层以对话作为统一入口，在系统层把目标澄清、计划生成、任务拆解、知识星图、学习剧场、学习模拟、学习报告、OpenClaw 执行闭环与多感官成长反馈串成一条主链。</w:t>
+        <w:t>星火采用"移动端体验层 + 高并发接入层 + AI 智能层"的三层异构架构，在产品层以对话作为统一入口，在系统层把目标澄清、计划生成、任务拆解、知识星图、学习剧场、学习模拟、学习报告、OpenClaw 执行闭环与多感官成长反馈串成一条主链。</w:t>
       </w:r>
     </w:p>
     <w:p>
@@ -7593,6 +7593,34 @@
     <w:p>
       <w:pPr>
         <w:spacing w:line="360" w:lineRule="auto" w:before="0" w:after="0"/>
+        <w:ind w:firstLine="0"/>
+        <w:jc w:val="center"/>
+      </w:pPr>
+      <w:r>
+        <w:rPr>
+          <w:rFonts w:ascii="宋体" w:hAnsi="宋体" w:eastAsia="宋体"/>
+          <w:b w:val="0"/>
+          <w:sz w:val="21"/>
+        </w:rPr>
+        <w:t>【图位：图D1  星火从问题空间到解空间的映射图（左侧四大痛点 → 右侧对应解决模块）】</w:t>
+      </w:r>
+    </w:p>
+    <w:p>
+      <w:pPr>
+        <w:pStyle w:val="4"/>
+      </w:pPr>
+      <w:bookmarkStart w:id="13" w:name="_Toc19384"/>
+      <w:r>
+        <w:rPr>
+          <w:rFonts w:hint="eastAsia"/>
+        </w:rPr>
+        <w:t>项目目标</w:t>
+      </w:r>
+      <w:bookmarkEnd w:id="13"/>
+    </w:p>
+    <w:p>
+      <w:pPr>
+        <w:spacing w:line="360" w:lineRule="auto" w:before="0" w:after="0"/>
         <w:ind w:firstLine="420"/>
       </w:pPr>
       <w:r>
@@ -7601,26 +7629,13 @@
           <w:b w:val="0"/>
           <w:sz w:val="24"/>
         </w:rPr>
-        <w:t>**[图 D1]** 星火从问题空间到解空间的映射图 *AI 生图提示词：A left-to-right mapping diagram. Left side shows 4 red pain-point cards: "Too Big to Start", "Knowledge Fragmentation", "Delayed Feedback", "Execution Gap". Right side shows corresponding blue solution modules connected by arrows. Center shows the Sparkle star logo as the transformation hub. Clean infographic, dark background, professional style. 16:9 ratio.*</w:t>
-      </w:r>
-    </w:p>
-    <w:p>
-      <w:pPr>
-        <w:pStyle w:val="4"/>
-      </w:pPr>
-      <w:bookmarkStart w:id="13" w:name="_Toc19384"/>
-      <w:r>
-        <w:rPr>
-          <w:rFonts w:hint="eastAsia"/>
-        </w:rPr>
-        <w:t>项目目标</w:t>
-      </w:r>
-      <w:bookmarkEnd w:id="13"/>
+        <w:t>本项目当前阶段的目标如下：</w:t>
+      </w:r>
     </w:p>
     <w:p>
       <w:pPr>
         <w:spacing w:line="360" w:lineRule="auto" w:before="0" w:after="0"/>
-        <w:ind w:firstLine="420"/>
+        <w:ind w:firstLine="0"/>
       </w:pPr>
       <w:r>
         <w:rPr>
@@ -7628,7 +7643,7 @@
           <w:b w:val="0"/>
           <w:sz w:val="24"/>
         </w:rPr>
-        <w:t>本项目当前阶段的目标如下：</w:t>
+        <w:t>1. 打通"对话 → 规划 → 任务 → 执行 → 反馈 → 成长沉淀"的学习主链。</w:t>
       </w:r>
     </w:p>
     <w:p>
@@ -7642,7 +7657,7 @@
           <w:b w:val="0"/>
           <w:sz w:val="24"/>
         </w:rPr>
-        <w:t>1. 打通"对话 → 规划 → 任务 → 执行 → 反馈 → 成长沉淀"的学习主链。</w:t>
+        <w:t>2. 让知识状态可以被可视化、可推理、可回顾，而不是只留在聊天记录中。</w:t>
       </w:r>
     </w:p>
     <w:p>
@@ -7656,7 +7671,7 @@
           <w:b w:val="0"/>
           <w:sz w:val="24"/>
         </w:rPr>
-        <w:t>2. 让知识状态可以被可视化、可推理、可回顾，而不是只留在聊天记录中。</w:t>
+        <w:t>3. 用多 Agent 协作、GraphRAG 和 OpenClaw 执行闭环体现技术创新度与系统深度。</w:t>
       </w:r>
     </w:p>
     <w:p>
@@ -7670,7 +7685,7 @@
           <w:b w:val="0"/>
           <w:sz w:val="24"/>
         </w:rPr>
-        <w:t>3. 用多 Agent 协作、GraphRAG 和 OpenClaw 执行闭环体现技术创新度与系统深度。</w:t>
+        <w:t>4. 在移动端形成有温度、低打扰、可持续使用的成长体验。</w:t>
       </w:r>
     </w:p>
     <w:p>
@@ -7684,13 +7699,26 @@
           <w:b w:val="0"/>
           <w:sz w:val="24"/>
         </w:rPr>
-        <w:t>4. 在移动端形成有温度、低打扰、可持续使用的成长体验。</w:t>
-      </w:r>
+        <w:t>5. 通过测试、验收、benchmark 和工程闸门证明项目不是概念原型，而是可验证的系统工程。</w:t>
+      </w:r>
+    </w:p>
+    <w:p>
+      <w:pPr>
+        <w:pStyle w:val="4"/>
+      </w:pPr>
+      <w:bookmarkStart w:id="14" w:name="_Toc14701"/>
+      <w:r>
+        <w:rPr>
+          <w:rFonts w:hint="eastAsia"/>
+        </w:rPr>
+        <w:t>项目价值</w:t>
+      </w:r>
+      <w:bookmarkEnd w:id="14"/>
     </w:p>
     <w:p>
       <w:pPr>
         <w:spacing w:line="360" w:lineRule="auto" w:before="0" w:after="0"/>
-        <w:ind w:firstLine="0"/>
+        <w:ind w:firstLine="420"/>
       </w:pPr>
       <w:r>
         <w:rPr>
@@ -7698,21 +7726,8 @@
           <w:b w:val="0"/>
           <w:sz w:val="24"/>
         </w:rPr>
-        <w:t>5. 通过测试、验收、benchmark 和工程闸门证明项目不是概念原型，而是可验证的系统工程。</w:t>
-      </w:r>
-    </w:p>
-    <w:p>
-      <w:pPr>
-        <w:pStyle w:val="4"/>
-      </w:pPr>
-      <w:bookmarkStart w:id="14" w:name="_Toc14701"/>
-      <w:r>
-        <w:rPr>
-          <w:rFonts w:hint="eastAsia"/>
-        </w:rPr>
-        <w:t>项目价值</w:t>
-      </w:r>
-      <w:bookmarkEnd w:id="14"/>
+        <w:t>对用户的价值：把"抽象学习目标"转化为"可推进、可追踪、可复盘"的具体行动链。通过知识星图让成长可见，通过成就系统让坚持有感，通过多感官反馈让学习过程本身更有温度。</w:t>
+      </w:r>
     </w:p>
     <w:p>
       <w:pPr>
@@ -7725,7 +7740,7 @@
           <w:b w:val="0"/>
           <w:sz w:val="24"/>
         </w:rPr>
-        <w:t>星火的项目价值主要体现在三个层面：</w:t>
+        <w:t>对教育类 AI 产品形态的价值：探索从"答疑工具"走向"成长系统"的路径——让学习产品不再只解决当下问题，而是帮助用户长期建立自己的学习结构与行动节奏。</w:t>
       </w:r>
     </w:p>
     <w:p>
@@ -7739,7 +7754,7 @@
           <w:b w:val="0"/>
           <w:sz w:val="24"/>
         </w:rPr>
-        <w:t>**对用户的价值**：把"抽象学习目标"转化为"可推进、可追踪、可复盘"的具体行动链。通过知识星图让成长可见，通过成就系统让坚持有感，通过多感官反馈让学习过程本身变得更有温度。</w:t>
+        <w:t>对工程实践的价值：将异构架构、双核编排、多 Agent、知识图谱、GraphRAG、外部执行闭环和多感官反馈整合进同一系统，形成约 67.5 万行代码规模的复杂 AI-native 产品工程样本。</w:t>
       </w:r>
     </w:p>
     <w:p>
@@ -7753,35 +7768,7 @@
           <w:b w:val="0"/>
           <w:sz w:val="24"/>
         </w:rPr>
-        <w:t>**对教育类 AI 产品形态的价值**：探索从"答疑工具"走向"成长系统"的路径——让学习产品不再只解决当下问题，而是帮助用户长期建立自己的学习结构与行动节奏。这是一个当前市场中尚未被充分验证的产品方向。</w:t>
-      </w:r>
-    </w:p>
-    <w:p>
-      <w:pPr>
-        <w:spacing w:line="360" w:lineRule="auto" w:before="0" w:after="0"/>
-        <w:ind w:firstLine="420"/>
-      </w:pPr>
-      <w:r>
-        <w:rPr>
-          <w:rFonts w:ascii="宋体" w:hAnsi="宋体" w:eastAsia="宋体"/>
-          <w:b w:val="0"/>
-          <w:sz w:val="24"/>
-        </w:rPr>
-        <w:t>**对工程实践的价值**：将异构架构、双核编排、多 Agent、知识图谱、GraphRAG、外部执行闭环和多感官反馈整合进同一系统，形成约 67.5 万行代码规模的复杂 AI-native 产品工程样本。</w:t>
-      </w:r>
-    </w:p>
-    <w:p>
-      <w:pPr>
-        <w:spacing w:line="360" w:lineRule="auto" w:before="0" w:after="0"/>
-        <w:ind w:firstLine="420"/>
-      </w:pPr>
-      <w:r>
-        <w:rPr>
-          <w:rFonts w:ascii="宋体" w:hAnsi="宋体" w:eastAsia="宋体"/>
-          <w:b w:val="0"/>
-          <w:sz w:val="24"/>
-        </w:rPr>
-        <w:t>**社会效益**：帮助更多学生以更低门槛获得个性化支持、长期反馈和可持续成长体验，降低学习过程中的盲目性与挫败感。特别是对于缺乏优质教育资源的地区学生，AI 学习系统有望起到教育公平化的补充作用。</w:t>
+        <w:t>社会效益：帮助更多学生以更低门槛获得个性化支持、长期反馈和可持续成长体验，降低学习过程中的盲目性与挫败感。对于缺乏优质教育资源的地区学生，AI 学习系统有望起到教育公平化的补充作用。</w:t>
       </w:r>
     </w:p>
     <w:p>
@@ -7879,7 +7866,7 @@
           <w:b w:val="0"/>
           <w:sz w:val="24"/>
         </w:rPr>
-        <w:t>1. **移动端主链演示**：对话、知识星图、学习报告、剧场、模拟等关键页面的完整交互流程。</w:t>
+        <w:t>1. 移动端主链演示：对话、知识星图、学习报告、剧场、模拟等关键页面的完整交互流程。</w:t>
       </w:r>
     </w:p>
     <w:p>
@@ -7893,7 +7880,7 @@
           <w:b w:val="0"/>
           <w:sz w:val="24"/>
         </w:rPr>
-        <w:t>2. **后端架构能力展示**：Go Gateway、Python 编排器、GraphRAG、多 Agent、OpenClaw 的系统级协作。</w:t>
+        <w:t>2. 后端架构能力展示：Go Gateway、Python 编排器、GraphRAG、多 Agent、OpenClaw 的系统级协作。</w:t>
       </w:r>
     </w:p>
     <w:p>
@@ -7907,7 +7894,7 @@
           <w:b w:val="0"/>
           <w:sz w:val="24"/>
         </w:rPr>
-        <w:t>3. **工程验证展示**：测试覆盖、验收记录、性能阈值、构建与环境闸门的可复现证据。</w:t>
+        <w:t>3. 工程验证展示：测试覆盖、验收记录、性能阈值、构建与环境闸门的可复现证据。</w:t>
       </w:r>
     </w:p>
     <w:p>
@@ -7934,8 +7921,36 @@
           <w:b w:val="0"/>
           <w:sz w:val="24"/>
         </w:rPr>
-        <w:t>当前版本重点能力包括：</w:t>
-      </w:r>
+        <w:t>当前版本重点能力：</w:t>
+      </w:r>
+    </w:p>
+    <w:p>
+      <w:pPr>
+        <w:spacing w:line="360" w:lineRule="auto" w:before="0" w:after="0"/>
+        <w:ind w:firstLine="0"/>
+        <w:jc w:val="center"/>
+      </w:pPr>
+      <w:r>
+        <w:rPr>
+          <w:rFonts w:ascii="宋体" w:hAnsi="宋体" w:eastAsia="宋体"/>
+          <w:b w:val="0"/>
+          <w:sz w:val="21"/>
+        </w:rPr>
+        <w:t>【图位：图D2  星火核心功能全景图（以学习主链为主轴，各功能模块围绕主轴分布）】</w:t>
+      </w:r>
+    </w:p>
+    <w:p>
+      <w:pPr>
+        <w:pStyle w:val="4"/>
+      </w:pPr>
+      <w:bookmarkStart w:id="18" w:name="_Toc27470"/>
+      <w:r>
+        <w:rPr>
+          <w:rFonts w:hint="eastAsia"/>
+        </w:rPr>
+        <w:t>运行环境</w:t>
+      </w:r>
+      <w:bookmarkEnd w:id="18"/>
     </w:p>
     <w:p>
       <w:pPr>
@@ -7948,21 +7963,8 @@
           <w:b w:val="0"/>
           <w:sz w:val="24"/>
         </w:rPr>
-        <w:t>**[图 D2]** 星火核心功能全景图 *AI 生图提示词：A panoramic feature map with the learning main chain as a horizontal spine through the center. Above the spine: Chat, Plan, Galaxy, Report modules. Below: Theater, Simulation, Achievement, BGM modules. OpenClaw and Mirofish as side-mounted enhancement engines. Each module shown as a card with icon and 2-3 keywords. Dark space theme with connected glowing lines. 16:9 ratio.*</w:t>
-      </w:r>
-    </w:p>
-    <w:p>
-      <w:pPr>
-        <w:pStyle w:val="4"/>
-      </w:pPr>
-      <w:bookmarkStart w:id="18" w:name="_Toc27470"/>
-      <w:r>
-        <w:rPr>
-          <w:rFonts w:hint="eastAsia"/>
-        </w:rPr>
-        <w:t>运行环境</w:t>
-      </w:r>
-      <w:bookmarkEnd w:id="18"/>
+        <w:t>移动端：Flutter 构建，支持 iOS 与 Android，最低版本 iOS 14 / Android API 24。</w:t>
+      </w:r>
     </w:p>
     <w:p>
       <w:pPr>
@@ -7975,7 +7977,7 @@
           <w:b w:val="0"/>
           <w:sz w:val="24"/>
         </w:rPr>
-        <w:t>**移动端**：Flutter 构建，支持 iOS 与 Android，最低版本 iOS 14 / Android API 24。</w:t>
+        <w:t>后端基础设施（Docker Compose 编排）：</w:t>
       </w:r>
     </w:p>
     <w:p>
@@ -7989,7 +7991,7 @@
           <w:b w:val="0"/>
           <w:sz w:val="24"/>
         </w:rPr>
-        <w:t>**后端基础设施**（Docker Compose 编排）：</w:t>
+        <w:t>前后端主要通过 WebSocket（实时聊天/状态同步）、HTTPS REST（认证/资源访问）和 gRPC（Gateway ↔ Python Engine）完成通信。</w:t>
       </w:r>
     </w:p>
     <w:p>
@@ -8003,21 +8005,7 @@
           <w:b w:val="0"/>
           <w:sz w:val="24"/>
         </w:rPr>
-        <w:t>前后端主要通过 WebSocket（实时聊天/状态同步）、HTTPS REST（认证/资源访问）和 gRPC（Gateway ↔ Python Engine）完成通信。</w:t>
-      </w:r>
-    </w:p>
-    <w:p>
-      <w:pPr>
-        <w:spacing w:line="360" w:lineRule="auto" w:before="0" w:after="0"/>
-        <w:ind w:firstLine="420"/>
-      </w:pPr>
-      <w:r>
-        <w:rPr>
-          <w:rFonts w:ascii="宋体" w:hAnsi="宋体" w:eastAsia="宋体"/>
-          <w:b w:val="0"/>
-          <w:sz w:val="24"/>
-        </w:rPr>
-        <w:t>当前开发与演示环境强调"本地完整拉起能力"（`make dev-all`），保证系统可以在统一依赖环境中完成联调、回归和比赛展示。</w:t>
+        <w:t>当前开发与演示环境强调"本地完整拉起能力"（make dev-all），保证系统可以在统一依赖环境中完成联调、回归和比赛展示。</w:t>
       </w:r>
     </w:p>
     <w:p>
@@ -8191,20 +8179,6 @@
         <w:commentReference w:id="17"/>
       </w:r>
       <w:bookmarkEnd w:id="22"/>
-    </w:p>
-    <w:p>
-      <w:pPr>
-        <w:spacing w:line="360" w:lineRule="auto" w:before="0" w:after="0"/>
-        <w:ind w:firstLine="420"/>
-      </w:pPr>
-      <w:r>
-        <w:rPr>
-          <w:rFonts w:ascii="宋体" w:hAnsi="宋体" w:eastAsia="宋体"/>
-          <w:b w:val="0"/>
-          <w:sz w:val="24"/>
-        </w:rPr>
-        <w:t>当前项目的主要成本集中在：</w:t>
-      </w:r>
     </w:p>
     <w:p>
       <w:pPr>
@@ -8287,7 +8261,7 @@
           <w:b w:val="0"/>
           <w:sz w:val="24"/>
         </w:rPr>
-        <w:t>项目的难点主要来自**组合复杂度**而非底层技术不可达。从当前代码规模（67.5 万行）、模块划分（16+ 完整模块）、测试资产（100+ 测试文件）和验收记录来看，核心技术路线已经进入真实落地阶段。</w:t>
+        <w:t>项目的难点主要来自组合复杂度而非底层技术不可达。从当前代码规模（67.5 万行）、模块划分（16+ 完整模块）、测试资产（100+ 测试文件）和验收记录来看，核心技术路线已经进入真实落地阶段。</w:t>
       </w:r>
     </w:p>
     <w:p>
@@ -8314,7 +8288,7 @@
           <w:b w:val="0"/>
           <w:sz w:val="24"/>
         </w:rPr>
-        <w:t>团队具备移动端、后端、AI 编排和产品统筹等方面的分工基础，并已沉淀较完整的开发文档、模块文档、测试材料与验收记录。现有仓库中 Python、Go、Flutter 三侧的模块规模均表明系统具备持续迭代能力。</w:t>
+        <w:t>团队具备移动端、后端、AI 编排和产品统筹等方面的分工基础，并已沉淀较完整的开发文档、模块文档、测试材料与验收记录。Python、Go、Flutter 三侧的模块规模均表明系统具备持续迭代能力。</w:t>
       </w:r>
     </w:p>
     <w:p>
@@ -8328,7 +8302,7 @@
           <w:b w:val="0"/>
           <w:sz w:val="24"/>
         </w:rPr>
-        <w:t>项目当前最大的优势不是"概念新"，而是**"工程积累已经形成"**——已有主链、有模块、有测试、有验收、有可重建环境。</w:t>
+        <w:t>项目当前最大的优势不是"概念新"，而是"工程积累已经形成"——已有主链、有模块、有测试、有验收、有可重建环境。</w:t>
       </w:r>
     </w:p>
     <w:p>
@@ -8369,7 +8343,7 @@
           <w:b w:val="0"/>
           <w:sz w:val="24"/>
         </w:rPr>
-        <w:t>**付费意愿分析**：核心用户群体（备考/提升）付费意愿强，可采用 Freemium 模式——基础功能免费，高级 AI 功能（多 Agent 协作、执行闭环、深度报告）按月订阅。参考 Duolingo（MAU 1 亿+、付费率约 8%）和 Notion（个人版免费 + Pro 版 $10/月）的成功路径。</w:t>
+        <w:t>付费意愿分析：核心用户群体（备考/提升）付费意愿强，可采用 Freemium 模式——基础功能免费，高级 AI 功能（多 Agent 协作、执行闭环、深度报告）按月订阅。参考 Duolingo（MAU 1 亿+、付费率约 8%）和 Notion（个人版免费 + Pro 版 $10/月）的成功路径。</w:t>
       </w:r>
     </w:p>
     <w:p>
@@ -8512,7 +8486,7 @@
           <w:b w:val="0"/>
           <w:sz w:val="24"/>
         </w:rPr>
-        <w:t>1. **用户主动输入**：文本消息、图片、资料上传、交互选择（计划确认/审批决策）。</w:t>
+        <w:t>1. 用户主动输入：文本消息、图片、资料上传、交互选择（计划确认/审批决策）。</w:t>
       </w:r>
     </w:p>
     <w:p>
@@ -8526,7 +8500,7 @@
           <w:b w:val="0"/>
           <w:sz w:val="24"/>
         </w:rPr>
-        <w:t>2. **学习过程行为**：任务完成、反馈提交、路径浏览、剧场/模拟参与、Sprint 冲刺记录。</w:t>
+        <w:t>2. 学习过程行为：任务完成、反馈提交、路径浏览、剧场/模拟参与、Sprint 冲刺记录。</w:t>
       </w:r>
     </w:p>
     <w:p>
@@ -8540,7 +8514,7 @@
           <w:b w:val="0"/>
           <w:sz w:val="24"/>
         </w:rPr>
-        <w:t>3. **知识组织过程**：图谱节点更新、掌握度变化、推荐路径生成、遗忘衰减计算。</w:t>
+        <w:t>3. 知识组织过程：图谱节点更新、掌握度变化、推荐路径生成、遗忘衰减计算。</w:t>
       </w:r>
     </w:p>
     <w:p>
@@ -8554,7 +8528,7 @@
           <w:b w:val="0"/>
           <w:sz w:val="24"/>
         </w:rPr>
-        <w:t>4. **外部执行回流**：OpenClaw 执行结果、审批状态、信任评估、结果摄取记录。</w:t>
+        <w:t>4. 外部执行回流：OpenClaw 执行结果、审批状态、信任评估、结果摄取记录。</w:t>
       </w:r>
     </w:p>
     <w:p>
@@ -8568,7 +8542,7 @@
           <w:b w:val="0"/>
           <w:sz w:val="24"/>
         </w:rPr>
-        <w:t>5. **系统观察数据**：RunLedger 追踪日志、Prometheus 指标、OpenTelemetry trace、WebSocket 延迟。</w:t>
+        <w:t>5. 系统观察数据：RunLedger 追踪日志、Prometheus 指标、OpenTelemetry trace、WebSocket 延迟。</w:t>
       </w:r>
     </w:p>
     <w:p>
@@ -8626,15 +8600,16 @@
     <w:p>
       <w:pPr>
         <w:spacing w:line="360" w:lineRule="auto" w:before="0" w:after="0"/>
-        <w:ind w:firstLine="420"/>
+        <w:ind w:firstLine="0"/>
+        <w:jc w:val="center"/>
       </w:pPr>
       <w:r>
         <w:rPr>
           <w:rFonts w:ascii="宋体" w:hAnsi="宋体" w:eastAsia="宋体"/>
           <w:b w:val="0"/>
-          <w:sz w:val="24"/>
-        </w:rPr>
-        <w:t>**[图 D3]** 核心功能模块结构图 *AI 生图提示词：A structured module diagram with a central "Learning Main Chain" horizontal bar. P0 modules (Chat, Plan, Galaxy) connected above as core pillars. P1 modules (Mirofish, OpenClaw, Report, Theater, Simulation) connected below as enhancement layers. P2 modules (Achievement, BGM, Haptics) as outer ring. Connecting lines show data flow. Clean architecture diagram, dark background. 16:9 ratio.*</w:t>
+          <w:sz w:val="21"/>
+        </w:rPr>
+        <w:t>【图位：图D3  核心功能模块结构图（P0/P1/P2 三层优先级与主链关系）】</w:t>
       </w:r>
     </w:p>
     <w:p>
@@ -11725,63 +11700,7 @@
           <w:b w:val="0"/>
           <w:sz w:val="24"/>
         </w:rPr>
-        <w:t>系统需兼容不同网络状态、不同设备性能和不同交互方式：</w:t>
-      </w:r>
-    </w:p>
-    <w:p>
-      <w:pPr>
-        <w:spacing w:line="360" w:lineRule="auto" w:before="0" w:after="0"/>
-        <w:ind w:firstLine="0"/>
-      </w:pPr>
-      <w:r>
-        <w:rPr>
-          <w:rFonts w:ascii="宋体" w:hAnsi="宋体" w:eastAsia="宋体"/>
-          <w:b w:val="0"/>
-          <w:sz w:val="24"/>
-        </w:rPr>
-        <w:t>**弱网适应**：WebSocket 自动重连 + 消息缓存 + 离线降级提示</w:t>
-      </w:r>
-    </w:p>
-    <w:p>
-      <w:pPr>
-        <w:spacing w:line="360" w:lineRule="auto" w:before="0" w:after="0"/>
-        <w:ind w:firstLine="0"/>
-      </w:pPr>
-      <w:r>
-        <w:rPr>
-          <w:rFonts w:ascii="宋体" w:hAnsi="宋体" w:eastAsia="宋体"/>
-          <w:b w:val="0"/>
-          <w:sz w:val="24"/>
-        </w:rPr>
-        <w:t>**设备分级**：低端机型降级 Shader 特效、减少粒子数量、简化动画</w:t>
-      </w:r>
-    </w:p>
-    <w:p>
-      <w:pPr>
-        <w:spacing w:line="360" w:lineRule="auto" w:before="0" w:after="0"/>
-        <w:ind w:firstLine="0"/>
-      </w:pPr>
-      <w:r>
-        <w:rPr>
-          <w:rFonts w:ascii="宋体" w:hAnsi="宋体" w:eastAsia="宋体"/>
-          <w:b w:val="0"/>
-          <w:sz w:val="24"/>
-        </w:rPr>
-        <w:t>**服务波动**：`CircuitBreaker` 熔断机制，Python Engine 无响应时 Gateway 直接返回"服务繁忙"</w:t>
-      </w:r>
-    </w:p>
-    <w:p>
-      <w:pPr>
-        <w:spacing w:line="360" w:lineRule="auto" w:before="0" w:after="0"/>
-        <w:ind w:firstLine="0"/>
-      </w:pPr>
-      <w:r>
-        <w:rPr>
-          <w:rFonts w:ascii="宋体" w:hAnsi="宋体" w:eastAsia="宋体"/>
-          <w:b w:val="0"/>
-          <w:sz w:val="24"/>
-        </w:rPr>
-        <w:t>**模型异常**：LLM 路由多模型 fallback，主模型失败自动切换备用模型</w:t>
+        <w:t>系统需兼容不同网络状态、不同设备性能和不同交互方式：弱网适应（WebSocket 自动重连 + 消息缓存 + 离线降级提示）、设备分级（低端机型降级 Shader 特效、减少粒子数量、简化动画）、服务波动（CircuitBreaker 熔断机制，Python Engine 无响应时 Gateway 直接返回"服务繁忙"）、模型异常（LLM 路由多模型 fallback，主模型失败自动切换备用模型）。</w:t>
       </w:r>
     </w:p>
     <w:p>
@@ -11819,21 +11738,7 @@
           <w:b w:val="0"/>
           <w:sz w:val="24"/>
         </w:rPr>
-        <w:t>关键页面的设计目标：</w:t>
-      </w:r>
-    </w:p>
-    <w:p>
-      <w:pPr>
-        <w:spacing w:line="360" w:lineRule="auto" w:before="0" w:after="0"/>
-        <w:ind w:firstLine="420"/>
-      </w:pPr>
-      <w:r>
-        <w:rPr>
-          <w:rFonts w:ascii="宋体" w:hAnsi="宋体" w:eastAsia="宋体"/>
-          <w:b w:val="0"/>
-          <w:sz w:val="24"/>
-        </w:rPr>
-        <w:t>设计系统统一采用 Design System V2，包含 SparkleMaterial / NeoGlass / Ceramic 三种材质体系和 `SparkleMotionPrimitives` 共享动画原语。</w:t>
+        <w:t>设计系统统一采用 Design System V2，包含 SparkleMaterial / NeoGlass / Ceramic 三种材质体系和 SparkleMotionPrimitives 共享动画原语。</w:t>
       </w:r>
     </w:p>
     <w:p>
@@ -12009,21 +11914,7 @@
           <w:b w:val="0"/>
           <w:sz w:val="24"/>
         </w:rPr>
-        <w:t>用户从移动端输入学习目标后，系统处理流程如下：</w:t>
-      </w:r>
-    </w:p>
-    <w:p>
-      <w:pPr>
-        <w:spacing w:line="360" w:lineRule="auto" w:before="0" w:after="0"/>
-        <w:ind w:firstLine="420"/>
-      </w:pPr>
-      <w:r>
-        <w:rPr>
-          <w:rFonts w:ascii="宋体" w:hAnsi="宋体" w:eastAsia="宋体"/>
-          <w:b w:val="0"/>
-          <w:sz w:val="24"/>
-        </w:rPr>
-        <w:t>``` 用户输入 → Flutter WebSocket 发送 → Go Gateway 鉴权 + 协议桥接 → gRPC 调用 Python AI Engine → 上下文构建（ContextBuilderMixin） → 意图识别（UnifiedIntentRouter + BERT） → 充分性检查（SufficiencyChecker） → 双核路由（认知核 OR 执行核） → 计划/任务生成 OR 多 Agent 协作 OR 外部执行 → 结果汇总 + 持久化（PersistenceLayerMixin） → 可观测性记录（ObservabilityMixin） ← gRPC 流式回传 ← Go Gateway WebSocket 推送 ← Flutter 流式渲染 + 状态更新 ```</w:t>
+        <w:t>用户从移动端输入学习目标后，系统处理流程如下：用户输入 → Flutter WebSocket 发送 → Go Gateway 鉴权 + 协议桥接 → gRPC 调用 Python AI Engine → 上下文构建（ContextBuilderMixin）→ 意图识别（UnifiedIntentRouter + BERT）→ 充分性检查（SufficiencyChecker）→ 双核路由（认知核 OR 执行核）→ 计划/任务生成 OR 多 Agent 协作 OR 外部执行 → 结果汇总 + 持久化（PersistenceLayerMixin）→ 可观测性记录（ObservabilityMixin）← gRPC 流式回传 ← Go Gateway WebSocket 推送 ← Flutter 流式渲染 + 状态更新。</w:t>
       </w:r>
     </w:p>
     <w:p>
@@ -12081,15 +11972,16 @@
     <w:p>
       <w:pPr>
         <w:spacing w:line="360" w:lineRule="auto" w:before="0" w:after="0"/>
-        <w:ind w:firstLine="420"/>
+        <w:ind w:firstLine="0"/>
+        <w:jc w:val="center"/>
       </w:pPr>
       <w:r>
         <w:rPr>
           <w:rFonts w:ascii="宋体" w:hAnsi="宋体" w:eastAsia="宋体"/>
           <w:b w:val="0"/>
-          <w:sz w:val="24"/>
-        </w:rPr>
-        <w:t>**[图 D4]** 系统总体结构图 *AI 生图提示词：A three-tier architecture diagram. Top: Flutter Mobile (coral gradient) with Riverpod, Design System, GLSL Shader labels. Middle: Go Gateway (teal gradient) with Gin, WebSocket, JWT, CQRS labels. Bottom: Python AI Engine (purple gradient) with LangGraph, Mirofish, OpenClaw, GraphRAG labels. Data stores (PostgreSQL+pgvector, Redis, MinIO) in a bottom row. OpenClaw as external service on the right. Protocol labels on connection arrows (WebSocket, gRPC, HTTP). Clean technical diagram, dark background. 16:9 ratio.*</w:t>
+          <w:sz w:val="21"/>
+        </w:rPr>
+        <w:t>【图位：图D4  系统三层异构总体结构图（含 Flutter/Go/Python 分层及数据存储）】</w:t>
       </w:r>
     </w:p>
     <w:p>
@@ -12179,7 +12071,7 @@
           <w:b w:val="0"/>
           <w:sz w:val="24"/>
         </w:rPr>
-        <w:t>系统中的数据流转不是单向输出，而是**持续回流**：</w:t>
+        <w:t>系统中的数据流转不是单向输出，而是持续回流：</w:t>
       </w:r>
     </w:p>
     <w:p>
@@ -12255,15 +12147,16 @@
     <w:p>
       <w:pPr>
         <w:spacing w:line="360" w:lineRule="auto" w:before="0" w:after="0"/>
-        <w:ind w:firstLine="420"/>
+        <w:ind w:firstLine="0"/>
+        <w:jc w:val="center"/>
       </w:pPr>
       <w:r>
         <w:rPr>
           <w:rFonts w:ascii="宋体" w:hAnsi="宋体" w:eastAsia="宋体"/>
           <w:b w:val="0"/>
-          <w:sz w:val="24"/>
-        </w:rPr>
-        <w:t>**[图 D5]** 星火数据回流图 *AI 生图提示词：A circular data flow diagram showing 6 connected nodes: Chat, Plan/Task, Knowledge Graph, Execution (OpenClaw), Reports/Theater, Achievement. Arrows between all nodes showing bidirectional data flow. Center shows "User Growth State" as the persistent accumulator. Glowing data flow lines on dark background. 16:9 ratio.*</w:t>
+          <w:sz w:val="21"/>
+        </w:rPr>
+        <w:t>【图位：图D5  星火数据持续回流示意图（聊天、计划、图谱、执行、报告、成就六节点闭环）】</w:t>
       </w:r>
     </w:p>
     <w:p>
@@ -12301,63 +12194,7 @@
           <w:b w:val="0"/>
           <w:sz w:val="24"/>
         </w:rPr>
-        <w:t>移动端采用 Feature-First 架构与统一设计系统：</w:t>
-      </w:r>
-    </w:p>
-    <w:p>
-      <w:pPr>
-        <w:spacing w:line="360" w:lineRule="auto" w:before="0" w:after="0"/>
-        <w:ind w:firstLine="0"/>
-      </w:pPr>
-      <w:r>
-        <w:rPr>
-          <w:rFonts w:ascii="宋体" w:hAnsi="宋体" w:eastAsia="宋体"/>
-          <w:b w:val="0"/>
-          <w:sz w:val="24"/>
-        </w:rPr>
-        <w:t>1. **统一视觉语言**：Design System V2 提供 SparkleMaterial / NeoGlass / Ceramic 材质体系</w:t>
-      </w:r>
-    </w:p>
-    <w:p>
-      <w:pPr>
-        <w:spacing w:line="360" w:lineRule="auto" w:before="0" w:after="0"/>
-        <w:ind w:firstLine="0"/>
-      </w:pPr>
-      <w:r>
-        <w:rPr>
-          <w:rFonts w:ascii="宋体" w:hAnsi="宋体" w:eastAsia="宋体"/>
-          <w:b w:val="0"/>
-          <w:sz w:val="24"/>
-        </w:rPr>
-        <w:t>2. **场景识别度**：聊天、图谱、报告、剧场、模拟在视觉语言上保持连续性但各有特色</w:t>
-      </w:r>
-    </w:p>
-    <w:p>
-      <w:pPr>
-        <w:spacing w:line="360" w:lineRule="auto" w:before="0" w:after="0"/>
-        <w:ind w:firstLine="0"/>
-      </w:pPr>
-      <w:r>
-        <w:rPr>
-          <w:rFonts w:ascii="宋体" w:hAnsi="宋体" w:eastAsia="宋体"/>
-          <w:b w:val="0"/>
-          <w:sz w:val="24"/>
-        </w:rPr>
-        <w:t>3. **多感官反馈**：视觉（Shader 动效）+ 音频（BGM 路由切换）+ 触觉（SensoryFeedback）</w:t>
-      </w:r>
-    </w:p>
-    <w:p>
-      <w:pPr>
-        <w:spacing w:line="360" w:lineRule="auto" w:before="0" w:after="0"/>
-        <w:ind w:firstLine="0"/>
-      </w:pPr>
-      <w:r>
-        <w:rPr>
-          <w:rFonts w:ascii="宋体" w:hAnsi="宋体" w:eastAsia="宋体"/>
-          <w:b w:val="0"/>
-          <w:sz w:val="24"/>
-        </w:rPr>
-        <w:t>4. **信息层次**：高信息密度页面通过卡片式布局和渐进式揭示保证快速理解</w:t>
+        <w:t>移动端采用 Feature-First 架构与统一设计系统：统一视觉语言（Design System V2，SparkleMaterial / NeoGlass / Ceramic 材质体系）、场景识别度（聊天、图谱、报告、剧场、模拟在视觉语言上保持连续性但各有特色）、多感官反馈（视觉 Shader 动效 + 音频 BGM 路由切换 + 触觉 SensoryFeedback）、信息层次（高信息密度页面通过卡片式布局和渐进式揭示保证快速理解）。</w:t>
       </w:r>
     </w:p>
     <w:p>
@@ -12372,20 +12209,6 @@
         <w:t>数据结构设计</w:t>
       </w:r>
       <w:bookmarkEnd w:id="51"/>
-    </w:p>
-    <w:p>
-      <w:pPr>
-        <w:spacing w:line="360" w:lineRule="auto" w:before="0" w:after="0"/>
-        <w:ind w:firstLine="420"/>
-      </w:pPr>
-      <w:r>
-        <w:rPr>
-          <w:rFonts w:ascii="宋体" w:hAnsi="宋体" w:eastAsia="宋体"/>
-          <w:b w:val="0"/>
-          <w:sz w:val="24"/>
-        </w:rPr>
-        <w:t>当前版本最关键的数据结构：</w:t>
-      </w:r>
     </w:p>
     <w:p>
       <w:pPr>
@@ -12426,20 +12249,6 @@
     </w:p>
     <w:p>
       <w:pPr>
-        <w:spacing w:line="360" w:lineRule="auto" w:before="0" w:after="0"/>
-        <w:ind w:firstLine="420"/>
-      </w:pPr>
-      <w:r>
-        <w:rPr>
-          <w:rFonts w:ascii="宋体" w:hAnsi="宋体" w:eastAsia="宋体"/>
-          <w:b w:val="0"/>
-          <w:sz w:val="24"/>
-        </w:rPr>
-        <w:t>面向移动端的主要 API 端点：</w:t>
-      </w:r>
-    </w:p>
-    <w:p>
-      <w:pPr>
         <w:pStyle w:val="5"/>
       </w:pPr>
       <w:commentRangeStart w:id="37"/>
@@ -12473,63 +12282,7 @@
           <w:b w:val="0"/>
           <w:sz w:val="24"/>
         </w:rPr>
-        <w:t>Gateway 与 Python AI Engine 之间通过 gRPC 双向流和 Protobuf 契约协同。Proto 文件定义：</w:t>
-      </w:r>
-    </w:p>
-    <w:p>
-      <w:pPr>
-        <w:spacing w:line="360" w:lineRule="auto" w:before="0" w:after="0"/>
-        <w:ind w:firstLine="0"/>
-      </w:pPr>
-      <w:r>
-        <w:rPr>
-          <w:rFonts w:ascii="宋体" w:hAnsi="宋体" w:eastAsia="宋体"/>
-          <w:b w:val="0"/>
-          <w:sz w:val="24"/>
-        </w:rPr>
-        <w:t>`agent_service.proto`：主 Agent RPC（StreamChat、SubmitPlanReview 等）</w:t>
-      </w:r>
-    </w:p>
-    <w:p>
-      <w:pPr>
-        <w:spacing w:line="360" w:lineRule="auto" w:before="0" w:after="0"/>
-        <w:ind w:firstLine="0"/>
-      </w:pPr>
-      <w:r>
-        <w:rPr>
-          <w:rFonts w:ascii="宋体" w:hAnsi="宋体" w:eastAsia="宋体"/>
-          <w:b w:val="0"/>
-          <w:sz w:val="24"/>
-        </w:rPr>
-        <w:t>`galaxy_service.proto`：知识图谱服务</w:t>
-      </w:r>
-    </w:p>
-    <w:p>
-      <w:pPr>
-        <w:spacing w:line="360" w:lineRule="auto" w:before="0" w:after="0"/>
-        <w:ind w:firstLine="0"/>
-      </w:pPr>
-      <w:r>
-        <w:rPr>
-          <w:rFonts w:ascii="宋体" w:hAnsi="宋体" w:eastAsia="宋体"/>
-          <w:b w:val="0"/>
-          <w:sz w:val="24"/>
-        </w:rPr>
-        <w:t>`error_book.proto`：错题本系统</w:t>
-      </w:r>
-    </w:p>
-    <w:p>
-      <w:pPr>
-        <w:spacing w:line="360" w:lineRule="auto" w:before="0" w:after="0"/>
-        <w:ind w:firstLine="0"/>
-      </w:pPr>
-      <w:r>
-        <w:rPr>
-          <w:rFonts w:ascii="宋体" w:hAnsi="宋体" w:eastAsia="宋体"/>
-          <w:b w:val="0"/>
-          <w:sz w:val="24"/>
-        </w:rPr>
-        <w:t>`websocket.proto`：WebSocket 消息类型定义</w:t>
+        <w:t>Gateway 与 Python AI Engine 之间通过 gRPC 双向流和 Protobuf 契约协同。Proto 文件：agent_service.proto（主 Agent RPC，含 StreamChat、SubmitPlanReview 等）、galaxy_service.proto（知识图谱服务）、error_book.proto（错题本系统）、websocket.proto（WebSocket 消息类型定义）。</w:t>
       </w:r>
     </w:p>
     <w:p>
@@ -12662,7 +12415,7 @@
           <w:b w:val="0"/>
           <w:sz w:val="24"/>
         </w:rPr>
-        <w:t>系统采用环境变量（`.env` 文件）+ Docker Compose 编排 + 服务级配置集中管理。敏感信息（API Key、数据库密码）仅通过环境变量注入，不进入代码仓库。`make env-check` 命令可一键验证配置完整性和连通性。</w:t>
+        <w:t>系统采用环境变量（.env 文件）+ Docker Compose 编排 + 服务级配置集中管理。敏感信息（API Key、数据库密码）仅通过环境变量注入，不进入代码仓库。make env-check 命令可一键验证配置完整性和连通性。</w:t>
       </w:r>
     </w:p>
     <w:p>
@@ -12689,7 +12442,7 @@
           <w:b w:val="0"/>
           <w:sz w:val="24"/>
         </w:rPr>
-        <w:t>当前开发与演示环境以 Docker Compose 为主，`make dev-all` 一键拉起全部基础设施。后端服务以可服务化形式组织，为后续向 Kubernetes 或云原生部署扩展保留空间。</w:t>
+        <w:t>当前开发与演示环境以 Docker Compose 为主，make dev-all 一键拉起全部基础设施。后端服务以可服务化形式组织，为后续向 Kubernetes 或云原生部署扩展保留空间。</w:t>
       </w:r>
     </w:p>
     <w:p>
@@ -12754,91 +12507,7 @@
           <w:b w:val="0"/>
           <w:sz w:val="24"/>
         </w:rPr>
-        <w:t>项目还综合使用以下差异化技术：</w:t>
-      </w:r>
-    </w:p>
-    <w:p>
-      <w:pPr>
-        <w:spacing w:line="360" w:lineRule="auto" w:before="0" w:after="0"/>
-        <w:ind w:firstLine="0"/>
-      </w:pPr>
-      <w:r>
-        <w:rPr>
-          <w:rFonts w:ascii="宋体" w:hAnsi="宋体" w:eastAsia="宋体"/>
-          <w:b w:val="0"/>
-          <w:sz w:val="24"/>
-        </w:rPr>
-        <w:t>**RunLedger**：Redis 后端统一控制塔，trace_id 粒度追踪请求生命周期</w:t>
-      </w:r>
-    </w:p>
-    <w:p>
-      <w:pPr>
-        <w:spacing w:line="360" w:lineRule="auto" w:before="0" w:after="0"/>
-        <w:ind w:firstLine="0"/>
-      </w:pPr>
-      <w:r>
-        <w:rPr>
-          <w:rFonts w:ascii="宋体" w:hAnsi="宋体" w:eastAsia="宋体"/>
-          <w:b w:val="0"/>
-          <w:sz w:val="24"/>
-        </w:rPr>
-        <w:t>**BGM 路由服务**：路由感知 + 场景级音频协调（`SceneAudioScope`）</w:t>
-      </w:r>
-    </w:p>
-    <w:p>
-      <w:pPr>
-        <w:spacing w:line="360" w:lineRule="auto" w:before="0" w:after="0"/>
-        <w:ind w:firstLine="0"/>
-      </w:pPr>
-      <w:r>
-        <w:rPr>
-          <w:rFonts w:ascii="宋体" w:hAnsi="宋体" w:eastAsia="宋体"/>
-          <w:b w:val="0"/>
-          <w:sz w:val="24"/>
-        </w:rPr>
-        <w:t>**GraphReasoningService**：Dijkstra 变体 + 掌握度权重的个性化路径推理</w:t>
-      </w:r>
-    </w:p>
-    <w:p>
-      <w:pPr>
-        <w:spacing w:line="360" w:lineRule="auto" w:before="0" w:after="0"/>
-        <w:ind w:firstLine="0"/>
-      </w:pPr>
-      <w:r>
-        <w:rPr>
-          <w:rFonts w:ascii="宋体" w:hAnsi="宋体" w:eastAsia="宋体"/>
-          <w:b w:val="0"/>
-          <w:sz w:val="24"/>
-        </w:rPr>
-        <w:t>**PredictionTheater**：知识图谱路径预测 + 准确度追踪</w:t>
-      </w:r>
-    </w:p>
-    <w:p>
-      <w:pPr>
-        <w:spacing w:line="360" w:lineRule="auto" w:before="0" w:after="0"/>
-        <w:ind w:firstLine="0"/>
-      </w:pPr>
-      <w:r>
-        <w:rPr>
-          <w:rFonts w:ascii="宋体" w:hAnsi="宋体" w:eastAsia="宋体"/>
-          <w:b w:val="0"/>
-          <w:sz w:val="24"/>
-        </w:rPr>
-        <w:t>**SimulationEngine**：8 场景模板 + 多角色独立记忆 + 主持人智能决策</w:t>
-      </w:r>
-    </w:p>
-    <w:p>
-      <w:pPr>
-        <w:spacing w:line="360" w:lineRule="auto" w:before="0" w:after="0"/>
-        <w:ind w:firstLine="0"/>
-      </w:pPr>
-      <w:r>
-        <w:rPr>
-          <w:rFonts w:ascii="宋体" w:hAnsi="宋体" w:eastAsia="宋体"/>
-          <w:b w:val="0"/>
-          <w:sz w:val="24"/>
-        </w:rPr>
-        <w:t>**AchievementEngine**：20+ 事件类型 + SparkContract 契约 + 星图皮肤解锁</w:t>
+        <w:t>项目还综合使用以下差异化技术：RunLedger（Redis 后端统一控制塔，trace_id 粒度追踪请求生命周期）、BGM 路由服务（路由感知 + 场景级音频协调 SceneAudioScope）、GraphReasoningService（Dijkstra 变体 + 掌握度权重的个性化路径推理）、PredictionTheater（知识图谱路径预测 + 准确度追踪）、SimulationEngine（8 场景模板 + 多角色独立记忆 + 主持人智能决策）、AchievementEngine（20+ 事件类型 + SparkContract 契约 + 星图皮肤解锁）。</w:t>
       </w:r>
     </w:p>
     <w:p>
@@ -12910,6 +12579,147 @@
     <w:p>
       <w:pPr>
         <w:spacing w:line="360" w:lineRule="auto" w:before="0" w:after="0"/>
+        <w:ind w:firstLine="0"/>
+        <w:jc w:val="center"/>
+      </w:pPr>
+      <w:r>
+        <w:rPr>
+          <w:rFonts w:ascii="宋体" w:hAnsi="宋体" w:eastAsia="宋体"/>
+          <w:b w:val="0"/>
+          <w:sz w:val="21"/>
+        </w:rPr>
+        <w:t>【图位：图D6  数据库核心实体 ER 图（User/KnowledgeNode/Plan/Task/ExecutionIntent/Achievement 等）】</w:t>
+      </w:r>
+    </w:p>
+    <w:p>
+      <w:pPr>
+        <w:spacing w:line="360" w:lineRule="auto" w:before="0" w:after="0"/>
+        <w:ind w:firstLine="0"/>
+      </w:pPr>
+      <w:r>
+        <w:rPr>
+          <w:rFonts w:ascii="宋体" w:hAnsi="宋体" w:eastAsia="宋体"/>
+          <w:b/>
+          <w:sz w:val="24"/>
+        </w:rPr>
+        <w:t>主要表结构</w:t>
+      </w:r>
+    </w:p>
+    <w:p>
+      <w:pPr>
+        <w:spacing w:line="360" w:lineRule="auto" w:before="0" w:after="0"/>
+        <w:ind w:firstLine="0"/>
+      </w:pPr>
+      <w:r>
+        <w:rPr>
+          <w:rFonts w:ascii="宋体" w:hAnsi="宋体" w:eastAsia="宋体"/>
+          <w:b/>
+          <w:sz w:val="24"/>
+        </w:rPr>
+        <w:t>users 表</w:t>
+      </w:r>
+    </w:p>
+    <w:p>
+      <w:pPr>
+        <w:spacing w:line="360" w:lineRule="auto" w:before="0" w:after="0"/>
+        <w:ind w:firstLine="0"/>
+      </w:pPr>
+      <w:r>
+        <w:rPr>
+          <w:rFonts w:ascii="宋体" w:hAnsi="宋体" w:eastAsia="宋体"/>
+          <w:b/>
+          <w:sz w:val="24"/>
+        </w:rPr>
+        <w:t>knowledge_nodes 表</w:t>
+      </w:r>
+    </w:p>
+    <w:p>
+      <w:pPr>
+        <w:spacing w:line="360" w:lineRule="auto" w:before="0" w:after="0"/>
+        <w:ind w:firstLine="0"/>
+      </w:pPr>
+      <w:r>
+        <w:rPr>
+          <w:rFonts w:ascii="宋体" w:hAnsi="宋体" w:eastAsia="宋体"/>
+          <w:b/>
+          <w:sz w:val="24"/>
+        </w:rPr>
+        <w:t>node_relations 表</w:t>
+      </w:r>
+    </w:p>
+    <w:p>
+      <w:pPr>
+        <w:spacing w:line="360" w:lineRule="auto" w:before="0" w:after="0"/>
+        <w:ind w:firstLine="0"/>
+      </w:pPr>
+      <w:r>
+        <w:rPr>
+          <w:rFonts w:ascii="宋体" w:hAnsi="宋体" w:eastAsia="宋体"/>
+          <w:b/>
+          <w:sz w:val="24"/>
+        </w:rPr>
+        <w:t>plans 表</w:t>
+      </w:r>
+    </w:p>
+    <w:p>
+      <w:pPr>
+        <w:spacing w:line="360" w:lineRule="auto" w:before="0" w:after="0"/>
+        <w:ind w:firstLine="0"/>
+      </w:pPr>
+      <w:r>
+        <w:rPr>
+          <w:rFonts w:ascii="宋体" w:hAnsi="宋体" w:eastAsia="宋体"/>
+          <w:b/>
+          <w:sz w:val="24"/>
+        </w:rPr>
+        <w:t>tasks 表</w:t>
+      </w:r>
+    </w:p>
+    <w:p>
+      <w:pPr>
+        <w:spacing w:line="360" w:lineRule="auto" w:before="0" w:after="0"/>
+        <w:ind w:firstLine="0"/>
+      </w:pPr>
+      <w:r>
+        <w:rPr>
+          <w:rFonts w:ascii="宋体" w:hAnsi="宋体" w:eastAsia="宋体"/>
+          <w:b/>
+          <w:sz w:val="24"/>
+        </w:rPr>
+        <w:t>execution_intents 表</w:t>
+      </w:r>
+    </w:p>
+    <w:p>
+      <w:pPr>
+        <w:spacing w:line="360" w:lineRule="auto" w:before="0" w:after="0"/>
+        <w:ind w:firstLine="0"/>
+      </w:pPr>
+      <w:r>
+        <w:rPr>
+          <w:rFonts w:ascii="宋体" w:hAnsi="宋体" w:eastAsia="宋体"/>
+          <w:b/>
+          <w:sz w:val="24"/>
+        </w:rPr>
+        <w:t>achievements 表</w:t>
+      </w:r>
+    </w:p>
+    <w:p>
+      <w:pPr>
+        <w:spacing w:line="360" w:lineRule="auto" w:before="0" w:after="0"/>
+        <w:ind w:firstLine="0"/>
+      </w:pPr>
+      <w:r>
+        <w:rPr>
+          <w:rFonts w:ascii="宋体" w:hAnsi="宋体" w:eastAsia="宋体"/>
+          <w:b/>
+          <w:sz w:val="24"/>
+        </w:rPr>
+        <w:t>向量字段与关系字段说明</w:t>
+      </w:r>
+    </w:p>
+    <w:p>
+      <w:pPr>
+        <w:spacing w:line="360" w:lineRule="auto" w:before="0" w:after="0"/>
         <w:ind w:firstLine="420"/>
       </w:pPr>
       <w:r>
@@ -12918,139 +12728,13 @@
           <w:b w:val="0"/>
           <w:sz w:val="24"/>
         </w:rPr>
-        <w:t>**[图 D6]** 数据库 ER 图 *AI 生图提示词：An entity-relationship diagram showing 8 core entities: User (center), KnowledgeNode, Plan, Task, ChatSession, ExecutionIntent, Achievement, LearningReport. Lines show relationships: User 1-to-many with all others. KnowledgeNode has self-referencing NodeRelation. Plan 1-to-many Task. Task links to ExecutionIntent. Clean ER diagram with crow's foot notation, dark background, colored entity boxes. 16:9 ratio.*</w:t>
+        <w:t>向量字段：knowledge_nodes.embedding 使用 pgvector 的 VECTOR(1536) 类型，建立 HNSW 索引，支持余弦相似度和欧氏距离检索。1000 次 128 维向量相似度计算 &lt; 100ms。</w:t>
       </w:r>
     </w:p>
     <w:p>
       <w:pPr>
         <w:spacing w:line="360" w:lineRule="auto" w:before="0" w:after="0"/>
-        <w:ind w:firstLine="0"/>
-      </w:pPr>
-      <w:r>
-        <w:rPr>
-          <w:rFonts w:ascii="宋体" w:hAnsi="宋体" w:eastAsia="宋体"/>
-          <w:b/>
-          <w:sz w:val="24"/>
-        </w:rPr>
-        <w:t>主要表结构</w:t>
-      </w:r>
-    </w:p>
-    <w:p>
-      <w:pPr>
-        <w:spacing w:line="360" w:lineRule="auto" w:before="0" w:after="0"/>
-        <w:ind w:firstLine="0"/>
-      </w:pPr>
-      <w:r>
-        <w:rPr>
-          <w:rFonts w:ascii="宋体" w:hAnsi="宋体" w:eastAsia="宋体"/>
-          <w:b/>
-          <w:sz w:val="24"/>
-        </w:rPr>
-        <w:t>users 表</w:t>
-      </w:r>
-    </w:p>
-    <w:p>
-      <w:pPr>
-        <w:spacing w:line="360" w:lineRule="auto" w:before="0" w:after="0"/>
-        <w:ind w:firstLine="0"/>
-      </w:pPr>
-      <w:r>
-        <w:rPr>
-          <w:rFonts w:ascii="宋体" w:hAnsi="宋体" w:eastAsia="宋体"/>
-          <w:b/>
-          <w:sz w:val="24"/>
-        </w:rPr>
-        <w:t>knowledge_nodes 表</w:t>
-      </w:r>
-    </w:p>
-    <w:p>
-      <w:pPr>
-        <w:spacing w:line="360" w:lineRule="auto" w:before="0" w:after="0"/>
-        <w:ind w:firstLine="0"/>
-      </w:pPr>
-      <w:r>
-        <w:rPr>
-          <w:rFonts w:ascii="宋体" w:hAnsi="宋体" w:eastAsia="宋体"/>
-          <w:b/>
-          <w:sz w:val="24"/>
-        </w:rPr>
-        <w:t>node_relations 表</w:t>
-      </w:r>
-    </w:p>
-    <w:p>
-      <w:pPr>
-        <w:spacing w:line="360" w:lineRule="auto" w:before="0" w:after="0"/>
-        <w:ind w:firstLine="0"/>
-      </w:pPr>
-      <w:r>
-        <w:rPr>
-          <w:rFonts w:ascii="宋体" w:hAnsi="宋体" w:eastAsia="宋体"/>
-          <w:b/>
-          <w:sz w:val="24"/>
-        </w:rPr>
-        <w:t>plans 表</w:t>
-      </w:r>
-    </w:p>
-    <w:p>
-      <w:pPr>
-        <w:spacing w:line="360" w:lineRule="auto" w:before="0" w:after="0"/>
-        <w:ind w:firstLine="0"/>
-      </w:pPr>
-      <w:r>
-        <w:rPr>
-          <w:rFonts w:ascii="宋体" w:hAnsi="宋体" w:eastAsia="宋体"/>
-          <w:b/>
-          <w:sz w:val="24"/>
-        </w:rPr>
-        <w:t>tasks 表</w:t>
-      </w:r>
-    </w:p>
-    <w:p>
-      <w:pPr>
-        <w:spacing w:line="360" w:lineRule="auto" w:before="0" w:after="0"/>
-        <w:ind w:firstLine="0"/>
-      </w:pPr>
-      <w:r>
-        <w:rPr>
-          <w:rFonts w:ascii="宋体" w:hAnsi="宋体" w:eastAsia="宋体"/>
-          <w:b/>
-          <w:sz w:val="24"/>
-        </w:rPr>
-        <w:t>execution_intents 表</w:t>
-      </w:r>
-    </w:p>
-    <w:p>
-      <w:pPr>
-        <w:spacing w:line="360" w:lineRule="auto" w:before="0" w:after="0"/>
-        <w:ind w:firstLine="0"/>
-      </w:pPr>
-      <w:r>
-        <w:rPr>
-          <w:rFonts w:ascii="宋体" w:hAnsi="宋体" w:eastAsia="宋体"/>
-          <w:b/>
-          <w:sz w:val="24"/>
-        </w:rPr>
-        <w:t>achievements 表</w:t>
-      </w:r>
-    </w:p>
-    <w:p>
-      <w:pPr>
-        <w:spacing w:line="360" w:lineRule="auto" w:before="0" w:after="0"/>
-        <w:ind w:firstLine="0"/>
-      </w:pPr>
-      <w:r>
-        <w:rPr>
-          <w:rFonts w:ascii="宋体" w:hAnsi="宋体" w:eastAsia="宋体"/>
-          <w:b/>
-          <w:sz w:val="24"/>
-        </w:rPr>
-        <w:t>向量字段与关系字段说明</w:t>
-      </w:r>
-    </w:p>
-    <w:p>
-      <w:pPr>
-        <w:spacing w:line="360" w:lineRule="auto" w:before="0" w:after="0"/>
-        <w:ind w:firstLine="0"/>
+        <w:ind w:firstLine="420"/>
       </w:pPr>
       <w:r>
         <w:rPr>
@@ -13058,13 +12742,13 @@
           <w:b w:val="0"/>
           <w:sz w:val="24"/>
         </w:rPr>
-        <w:t>**向量字段**：`knowledge_nodes.embedding` 使用 pgvector 的 VECTOR(1536) 类型，建立 HNSW 索引，支持余弦相似度和欧氏距离检索。1000 次 128 维向量相似度计算 &lt; 100ms。</w:t>
+        <w:t>关系字段：node_relations 表存储知识节点间的图结构关系，通过 GraphReasoningService 加载到 NetworkX 内存图进行路径推理。</w:t>
       </w:r>
     </w:p>
     <w:p>
       <w:pPr>
         <w:spacing w:line="360" w:lineRule="auto" w:before="0" w:after="0"/>
-        <w:ind w:firstLine="0"/>
+        <w:ind w:firstLine="420"/>
       </w:pPr>
       <w:r>
         <w:rPr>
@@ -13072,21 +12756,7 @@
           <w:b w:val="0"/>
           <w:sz w:val="24"/>
         </w:rPr>
-        <w:t>**关系字段**：`node_relations` 表存储知识节点间的图结构关系，通过 `GraphReasoningService` 加载到 NetworkX 内存图进行路径推理。</w:t>
-      </w:r>
-    </w:p>
-    <w:p>
-      <w:pPr>
-        <w:spacing w:line="360" w:lineRule="auto" w:before="0" w:after="0"/>
-        <w:ind w:firstLine="0"/>
-      </w:pPr>
-      <w:r>
-        <w:rPr>
-          <w:rFonts w:ascii="宋体" w:hAnsi="宋体" w:eastAsia="宋体"/>
-          <w:b w:val="0"/>
-          <w:sz w:val="24"/>
-        </w:rPr>
-        <w:t>**执行状态字段**：`execution_intents.status` 完整生命周期为 DRAFT → READY → DISPATCHED → RUNNING → WAITING_APPROVAL → SUCCEEDED / FAILED / HANDED_BACK。</w:t>
+        <w:t>执行状态字段：execution_intents.status 完整生命周期为 DRAFT → READY → DISPATCHED → RUNNING → WAITING_APPROVAL → SUCCEEDED / FAILED / HANDED_BACK。</w:t>
       </w:r>
     </w:p>
     <w:p>
@@ -13291,7 +12961,7 @@
           <w:b w:val="0"/>
           <w:sz w:val="24"/>
         </w:rPr>
-        <w:t>``` 查询接收 → GraphRAG 双模检索（pgvector 向量检索 + AGE 图检索） → 结果融合 + 用户兴趣节点加权 → GraphReasoningService 路径推理（Dijkstra 变体） → 循环检测 + 个性化权重计算 → RetrievalTrace 全程记录 → 返回结构化路径 + 掌握度更新 ```</w:t>
+        <w:t>查询接收 → GraphRAG 双模检索（pgvector 向量检索 + AGE 图检索）→ 结果融合 + 用户兴趣节点加权 → GraphReasoningService 路径推理（Dijkstra 变体）→ 循环检测 + 个性化权重计算 → RetrievalTrace 全程记录 → 返回结构化路径 + 掌握度更新。</w:t>
       </w:r>
     </w:p>
     <w:p>
@@ -13332,7 +13002,7 @@
           <w:b w:val="0"/>
           <w:sz w:val="24"/>
         </w:rPr>
-        <w:t>该模块是系统入口和主链核心，负责需求理解、上下文构建、意图识别、充分性检查、路由决策、计划生成、工具调用、结果汇总和流式响应。主编排器 `ChatOrchestrator`（1619 行）采用 8 个 Mixin 模块化组合。</w:t>
+        <w:t>该模块是系统入口和主链核心，负责需求理解、上下文构建、意图识别、充分性检查、路由决策、计划生成、工具调用、结果汇总和流式响应。主编排器 ChatOrchestrator（1619 行）采用 8 个 Mixin 模块化组合。</w:t>
       </w:r>
     </w:p>
     <w:p>
@@ -13451,7 +13121,7 @@
           <w:b w:val="0"/>
           <w:sz w:val="24"/>
         </w:rPr>
-        <w:t>``` 上下文构建（ContextBuilderMixin） → 意图识别（UnifiedIntentRouter 快路径 + BERT 分类器） → 充分性检查（SufficiencyChecker：required / clarify_if_missing / can_infer） → 双核路由（DualCoreRouter → 认知核 OR 执行核） → 计划/执行决策（LangGraphPlanner → ExecutablePlan） → 多 Agent 协作（可选，Mirofish collaboration_node） → 结果汇总（ResponseBuilderMixin） → 持久化与回流（PersistenceLayerMixin → DB + Redis） → 可观测性记录（ObservabilityMixin → RunLedger + Prometheus） ```</w:t>
+        <w:t>上下文构建（ContextBuilderMixin）→ 意图识别（UnifiedIntentRouter 快路径 + BERT 分类器）→ 充分性检查（SufficiencyChecker：required / clarify_if_missing / can_infer）→ 双核路由（DualCoreRouter → 认知核 OR 执行核）→ 计划/执行决策（LangGraphPlanner → ExecutablePlan）→ 多 Agent 协作（可选，Mirofish collaboration_node）→ 结果汇总（ResponseBuilderMixin）→ 持久化与回流（PersistenceLayerMixin → DB + Redis）→ 可观测性记录（ObservabilityMixin → RunLedger + Prometheus）。</w:t>
       </w:r>
     </w:p>
     <w:p>
@@ -13562,7 +13232,7 @@
           <w:b w:val="0"/>
           <w:sz w:val="24"/>
         </w:rPr>
-        <w:t>``` Mirofish 协作路径： 复杂任务识别 → Router 选择专家 → collaboration_node 执行协作 → aggregator_node 合并结果 → 输出统一响应 → 如有 modify/reject → reset_collaboration_node 重规划</w:t>
+        <w:t>Mirofish 协作路径：复杂任务识别 → Router 选择专家 → collaboration_node 执行协作 → aggregator_node 合并结果 → 输出统一响应 → 如有 modify/reject → reset_collaboration_node 重规划。</w:t>
       </w:r>
     </w:p>
     <w:p>
@@ -13576,7 +13246,7 @@
           <w:b w:val="0"/>
           <w:sz w:val="24"/>
         </w:rPr>
-        <w:t>OpenClaw 执行路径： ExecutionRouter 分类（HUMAN_ONLY / AGENT_ELIGIBLE） → ExecutionIntent 构建（mode/env/policy） → IntentTranslator 翻译为 OpenClaw 请求 → OpenClaw 执行（HTTP POST 或 WebSocket 双向流） → ResultParser 解析执行结果 → TrustEngine 三级信任评估（RAW → VALIDATED → TRUSTED） → ExecutionIngestor 摄取 → 知识图谱更新 + 任务状态回流 ```</w:t>
+        <w:t>OpenClaw 执行路径：ExecutionRouter 分类（HUMAN_ONLY / AGENT_ELIGIBLE）→ ExecutionIntent 构建（mode/env/policy）→ IntentTranslator 翻译为 OpenClaw 请求 → OpenClaw 执行（HTTP POST 或 WebSocket 双向流）→ ResultParser 解析执行结果 → TrustEngine 三级信任评估（RAW → VALIDATED → TRUSTED）→ ExecutionIngestor 摄取 → 知识图谱更新 + 任务状态回流。</w:t>
       </w:r>
     </w:p>
     <w:p>
